--- a/QA Report-Assignment.docx
+++ b/QA Report-Assignment.docx
@@ -58,7 +58,7 @@
           <w:b/>
           <w:bCs/>
         </w:rPr>
-        <w:t>2</w:t>
+        <w:t>1</w:t>
       </w:r>
       <w:r>
         <w:rPr>
@@ -80,7 +80,14 @@
           <w:b/>
           <w:bCs/>
         </w:rPr>
-        <w:t>Due: Friday</w:t>
+        <w:t xml:space="preserve">Due: </w:t>
+      </w:r>
+      <w:r>
+        <w:rPr>
+          <w:b/>
+          <w:bCs/>
+        </w:rPr>
+        <w:t>Thursday</w:t>
       </w:r>
       <w:r>
         <w:rPr>
@@ -94,14 +101,14 @@
           <w:b/>
           <w:bCs/>
         </w:rPr>
-        <w:t xml:space="preserve"> April 1</w:t>
+        <w:t xml:space="preserve"> April </w:t>
       </w:r>
       <w:r>
         <w:rPr>
           <w:b/>
           <w:bCs/>
         </w:rPr>
-        <w:t>8</w:t>
+        <w:t>23</w:t>
       </w:r>
       <w:r>
         <w:rPr>
@@ -109,14 +116,14 @@
           <w:bCs/>
           <w:vertAlign w:val="superscript"/>
         </w:rPr>
-        <w:t>th</w:t>
+        <w:t>rd</w:t>
       </w:r>
       <w:r>
         <w:rPr>
           <w:b/>
           <w:bCs/>
         </w:rPr>
-        <w:t>, 2024 @11:59 pm</w:t>
+        <w:t xml:space="preserve"> @11:59 pm</w:t>
       </w:r>
     </w:p>
     <w:p>
@@ -336,10 +343,25 @@
         </w:numPr>
       </w:pPr>
       <w:r>
-        <w:t>Provide the source code of your end-to-end (E2E)</w:t>
-      </w:r>
-      <w:r>
-        <w:t xml:space="preserve"> test cases written in Playwright.</w:t>
+        <w:t xml:space="preserve">Provide the </w:t>
+      </w:r>
+      <w:r>
+        <w:t xml:space="preserve">test cases </w:t>
+      </w:r>
+      <w:r>
+        <w:t>coded</w:t>
+      </w:r>
+      <w:r>
+        <w:t xml:space="preserve"> in Playwright</w:t>
+      </w:r>
+      <w:r>
+        <w:t xml:space="preserve"> either via submission or via sharing a </w:t>
+      </w:r>
+      <w:r>
+        <w:t>project GitHub repo</w:t>
+      </w:r>
+      <w:r>
+        <w:t>.</w:t>
       </w:r>
     </w:p>
     <w:p>
@@ -372,7 +394,7 @@
       </w:tblGrid>
       <w:tr>
         <w:trPr>
-          <w:trHeight w:val="526"/>
+          <w:trHeight w:val="506"/>
         </w:trPr>
         <w:tc>
           <w:tcPr>
@@ -477,7 +499,7 @@
       </w:tr>
       <w:tr>
         <w:trPr>
-          <w:trHeight w:val="1311"/>
+          <w:trHeight w:val="1262"/>
         </w:trPr>
         <w:tc>
           <w:tcPr>
@@ -589,7 +611,7 @@
       </w:tr>
       <w:tr>
         <w:trPr>
-          <w:trHeight w:val="1311"/>
+          <w:trHeight w:val="1262"/>
         </w:trPr>
         <w:tc>
           <w:tcPr>
